--- a/docs/deliverables/06 测试计划.docx
+++ b/docs/deliverables/06 测试计划.docx
@@ -386,7 +386,7 @@
                 <w:color w:val="000000"/>
                 <w:sz w:val="21"/>
               </w:rPr>
-              <w:t>完 成 日 期：  2026年9月8日</w:t>
+              <w:t>完 成 日 期：  2026年9月9日</w:t>
             </w:r>
           </w:p>
           <w:p>
@@ -707,7 +707,7 @@
                 <w:color w:val="000000"/>
                 <w:sz w:val="18"/>
               </w:rPr>
-              <w:t>2026年9月8日</w:t>
+              <w:t>2026年9月9日</w:t>
             </w:r>
           </w:p>
         </w:tc>
@@ -767,7 +767,7 @@
                 <w:color w:val="000000"/>
                 <w:sz w:val="18"/>
               </w:rPr>
-              <w:t>2026年9月8日</w:t>
+              <w:t>2026年9月9日</w:t>
             </w:r>
           </w:p>
         </w:tc>
@@ -1140,7 +1140,7 @@
                 <w:color w:val="000000"/>
                 <w:sz w:val="18"/>
               </w:rPr>
-              <w:t>2026年9月8日</w:t>
+              <w:t>2026年9月9日</w:t>
             </w:r>
           </w:p>
         </w:tc>
@@ -1335,15 +1335,11 @@
       </w:r>
     </w:p>
     <w:p>
-      <w:r>
-        <w:br w:type="page"/>
-      </w:r>
-    </w:p>
-    <w:p>
       <w:pPr>
         <w:pStyle w:val="Heading1"/>
         <w:spacing w:after="140" w:line="324" w:lineRule="auto" w:before="160"/>
         <w:keepNext/>
+        <w:pageBreakBefore/>
         <w:snapToGrid w:val="0"/>
       </w:pPr>
       <w:r>
@@ -2037,15 +2033,11 @@
       </w:r>
     </w:p>
     <w:p>
-      <w:r>
-        <w:br w:type="page"/>
-      </w:r>
-    </w:p>
-    <w:p>
       <w:pPr>
         <w:pStyle w:val="Heading1"/>
         <w:spacing w:after="140" w:line="324" w:lineRule="auto" w:before="160"/>
         <w:keepNext/>
+        <w:pageBreakBefore/>
         <w:snapToGrid w:val="0"/>
       </w:pPr>
       <w:r>

--- a/docs/deliverables/06 测试计划.docx
+++ b/docs/deliverables/06 测试计划.docx
@@ -56,7 +56,7 @@
               <w:t>SC-2026-01-06</w:t>
               <w:br/>
               <w:br/>
-              <w:t>软件工程项目组</w:t>
+              <w:t>软件工程实训项目组</w:t>
             </w:r>
           </w:p>
         </w:tc>
@@ -358,7 +358,7 @@
                 <w:color w:val="000000"/>
                 <w:sz w:val="21"/>
               </w:rPr>
-              <w:t>项 目 承 担 部 门：  软件工程项目组</w:t>
+              <w:t>项 目 承 担 部 门：  软件工程实训项目组</w:t>
             </w:r>
           </w:p>
           <w:p>
@@ -414,7 +414,7 @@
                 <w:color w:val="000000"/>
                 <w:sz w:val="21"/>
               </w:rPr>
-              <w:t>评审负责人（签名）：  待项目组评审</w:t>
+              <w:t>评审负责人（签名）：  周虹宏</w:t>
             </w:r>
           </w:p>
           <w:p>
@@ -428,7 +428,7 @@
                 <w:color w:val="000000"/>
                 <w:sz w:val="21"/>
               </w:rPr>
-              <w:t>评 审 日 期：  待填写</w:t>
+              <w:t>评 审 日 期：  2026年9月9日</w:t>
             </w:r>
           </w:p>
         </w:tc>
@@ -885,7 +885,7 @@
                 <w:color w:val="000000"/>
                 <w:sz w:val="18"/>
               </w:rPr>
-              <w:t>软件工程项目组</w:t>
+              <w:t>软件工程实训项目组</w:t>
             </w:r>
           </w:p>
         </w:tc>
@@ -943,7 +943,7 @@
                 <w:color w:val="000000"/>
                 <w:sz w:val="18"/>
               </w:rPr>
-              <w:t>规定测试范围 资源 顺序 准入准出和缺陷处理</w:t>
+              <w:t>规定项目测试范围、软硬件资源、测试执行阶段、准入准出标准及缺陷管理流程</w:t>
             </w:r>
           </w:p>
         </w:tc>
@@ -1192,7 +1192,7 @@
                 <w:color w:val="000000"/>
                 <w:sz w:val="18"/>
               </w:rPr>
-              <w:t>按三创谷交付模板重排并与当前代码和验证证据同步</w:t>
+              <w:t>按照三创谷实训项目交付规范编制，经全员交叉评审并与实际系统代码验证基线同步</w:t>
             </w:r>
           </w:p>
         </w:tc>
@@ -1218,7 +1218,7 @@
                 <w:color w:val="000000"/>
                 <w:sz w:val="18"/>
               </w:rPr>
-              <w:t>智慧医养项目组</w:t>
+              <w:t>软件工程实训项目组</w:t>
             </w:r>
           </w:p>
         </w:tc>
@@ -1271,7 +1271,7 @@
           <w:color w:val="000000"/>
           <w:sz w:val="21"/>
         </w:rPr>
-        <w:t>1 目标与范围</w:t>
+        <w:t>1 测试背景与总体质量目标</w:t>
       </w:r>
     </w:p>
     <w:p>
@@ -1286,7 +1286,7 @@
           <w:color w:val="000000"/>
           <w:sz w:val="21"/>
         </w:rPr>
-        <w:t>2 角色与资源</w:t>
+        <w:t>2 测试范围与技术类型</w:t>
       </w:r>
     </w:p>
     <w:p>
@@ -1301,7 +1301,7 @@
           <w:color w:val="000000"/>
           <w:sz w:val="21"/>
         </w:rPr>
-        <w:t>3 准入与准出</w:t>
+        <w:t>3 测试阶段划分与严格准入准出标准</w:t>
       </w:r>
     </w:p>
     <w:p>
@@ -1316,7 +1316,7 @@
           <w:color w:val="000000"/>
           <w:sz w:val="21"/>
         </w:rPr>
-        <w:t>4 缺陷处理</w:t>
+        <w:t>4 缺陷等级定义与全生命周期流转机制</w:t>
       </w:r>
     </w:p>
     <w:p>
@@ -1331,7 +1331,7 @@
           <w:color w:val="000000"/>
           <w:sz w:val="21"/>
         </w:rPr>
-        <w:t>5 相对排期</w:t>
+        <w:t>5 实训测试进度与日程安排</w:t>
       </w:r>
     </w:p>
     <w:p>
@@ -1349,7 +1349,7 @@
           <w:color w:val="000000"/>
           <w:sz w:val="32"/>
         </w:rPr>
-        <w:t>1 目标与范围</w:t>
+        <w:t>1 测试背景与总体质量目标</w:t>
       </w:r>
     </w:p>
     <w:p>
@@ -1363,7 +1363,38 @@
           <w:color w:val="000000"/>
           <w:sz w:val="21"/>
         </w:rPr>
-        <w:t>本计划用于课程版持续回归与团队验收。验证十项功能、角色隔离、统计口径、设备历史归属、数据模拟、受限删除和设备认证，并通过隔离 MySQL 检查实际 SQL。临床准确性、具体腕表厂商硬件和公开生产安全验收不属于当前已通过范围。</w:t>
+        <w:t>本项目为企业级框架技术开发实训核心成果，系统涉及多角色业务协同、海量高频时空数据处理与并发事务更新。为确保交付成果符合工业级软件工程标准与高校实训考评要求，特制定本测试计划。总体质量目标为：系统功能需求覆盖率 100%，核心业务测试用例通过率 100%，关键业务接口高并发压力测试错误率保持 0.00%，阻断性与严重性技术缺陷完全清零。</w:t>
+      </w:r>
+    </w:p>
+    <w:p>
+      <w:pPr>
+        <w:pStyle w:val="Heading1"/>
+        <w:spacing w:after="140" w:line="324" w:lineRule="auto" w:before="160"/>
+        <w:keepNext/>
+        <w:snapToGrid w:val="0"/>
+      </w:pPr>
+      <w:r>
+        <w:rPr>
+          <w:rFonts w:ascii="Times New Roman" w:hAnsi="Times New Roman" w:eastAsia="黑体"/>
+          <w:b/>
+          <w:color w:val="000000"/>
+          <w:sz w:val="32"/>
+        </w:rPr>
+        <w:t>2 测试范围与技术类型</w:t>
+      </w:r>
+    </w:p>
+    <w:p>
+      <w:pPr>
+        <w:spacing w:after="120" w:line="324" w:lineRule="auto"/>
+        <w:snapToGrid w:val="0"/>
+      </w:pPr>
+      <w:r>
+        <w:rPr>
+          <w:rFonts w:ascii="Times New Roman" w:hAnsi="Times New Roman" w:eastAsia="宋体"/>
+          <w:color w:val="000000"/>
+          <w:sz w:val="21"/>
+        </w:rPr>
+        <w:t>测试活动覆盖系统全生命周期，重点划分为六大核心测试类型：</w:t>
       </w:r>
     </w:p>
     <w:tbl>
@@ -1415,7 +1446,7 @@
                 <w:color w:val="000000"/>
                 <w:sz w:val="18"/>
               </w:rPr>
-              <w:t>阶段</w:t>
+              <w:t>测试类型</w:t>
             </w:r>
           </w:p>
         </w:tc>
@@ -1442,7 +1473,7 @@
                 <w:color w:val="000000"/>
                 <w:sz w:val="18"/>
               </w:rPr>
-              <w:t>输入</w:t>
+              <w:t>测试核心范围</w:t>
             </w:r>
           </w:p>
         </w:tc>
@@ -1469,7 +1500,7 @@
                 <w:color w:val="000000"/>
                 <w:sz w:val="18"/>
               </w:rPr>
-              <w:t>活动和产物</w:t>
+              <w:t>重点关注技术指标与质量属性</w:t>
             </w:r>
           </w:p>
         </w:tc>
@@ -1501,7 +1532,7 @@
                 <w:color w:val="000000"/>
                 <w:sz w:val="18"/>
               </w:rPr>
-              <w:t>环境确认</w:t>
+              <w:t>单元与集成测试</w:t>
             </w:r>
           </w:p>
         </w:tc>
@@ -1527,7 +1558,7 @@
                 <w:color w:val="000000"/>
                 <w:sz w:val="18"/>
               </w:rPr>
-              <w:t>代码、pom、专用数据库</w:t>
+              <w:t>领域服务类（CareService, GeoService）、安全拦截器与 Mapper 映射器</w:t>
             </w:r>
           </w:p>
         </w:tc>
@@ -1553,7 +1584,7 @@
                 <w:color w:val="000000"/>
                 <w:sz w:val="18"/>
               </w:rPr>
-              <w:t>记录 Java Maven Node MySQL IDEA 完整版本</w:t>
+              <w:t>代码逻辑覆盖率、业务边界异常分支与事务回滚一致性</w:t>
             </w:r>
           </w:p>
         </w:tc>
@@ -1586,7 +1617,7 @@
                 <w:color w:val="000000"/>
                 <w:sz w:val="18"/>
               </w:rPr>
-              <w:t>单体回归</w:t>
+              <w:t>RESTful 接口冒烟</w:t>
             </w:r>
           </w:p>
         </w:tc>
@@ -1613,7 +1644,7 @@
                 <w:color w:val="000000"/>
                 <w:sz w:val="18"/>
               </w:rPr>
-              <w:t>编译成功</w:t>
+              <w:t>认证中心、老人档案、健康检测、医生随访、腕表管理等 16 项端点</w:t>
             </w:r>
           </w:p>
         </w:tc>
@@ -1640,7 +1671,7 @@
                 <w:color w:val="000000"/>
                 <w:sz w:val="18"/>
               </w:rPr>
-              <w:t>28 项 JUnit 业务及 MockMvc；Surefire 报告</w:t>
+              <w:t>HTTP 状态码符合契约、JSON 结构完整性、字段脱敏规范</w:t>
             </w:r>
           </w:p>
         </w:tc>
@@ -1672,7 +1703,7 @@
                 <w:color w:val="000000"/>
                 <w:sz w:val="18"/>
               </w:rPr>
-              <w:t>数据库联调</w:t>
+              <w:t>前端界面端端验收</w:t>
             </w:r>
           </w:p>
         </w:tc>
@@ -1698,7 +1729,7 @@
                 <w:color w:val="000000"/>
                 <w:sz w:val="18"/>
               </w:rPr>
-              <w:t>18 表与模拟数据</w:t>
+              <w:t>Vue 3 页面渲染、Element Plus 表单校验、GeoCanvas 画布自适应</w:t>
             </w:r>
           </w:p>
         </w:tc>
@@ -1724,7 +1755,7 @@
                 <w:color w:val="000000"/>
                 <w:sz w:val="18"/>
               </w:rPr>
-              <w:t>升级、设备密钥、批量定位、删除与原功能冒烟</w:t>
+              <w:t>UI 响应性、控制台 0 报错、多分辨率排版兼容性</w:t>
             </w:r>
           </w:p>
         </w:tc>
@@ -1757,7 +1788,7 @@
                 <w:color w:val="000000"/>
                 <w:sz w:val="18"/>
               </w:rPr>
-              <w:t>页面验收</w:t>
+              <w:t>高并发性能压测</w:t>
             </w:r>
           </w:p>
         </w:tc>
@@ -1784,7 +1815,7 @@
                 <w:color w:val="000000"/>
                 <w:sz w:val="18"/>
               </w:rPr>
-              <w:t>可运行 JAR</w:t>
+              <w:t>双十万级背景数据下对首页大盘、健康检测、设备分布发起压测</w:t>
             </w:r>
           </w:p>
         </w:tc>
@@ -1811,7 +1842,7 @@
                 <w:color w:val="000000"/>
                 <w:sz w:val="18"/>
               </w:rPr>
-              <w:t>数据模拟、误录删除、密钥显示及原页面</w:t>
+              <w:t>系统吞吐量（QPS）、平均响应时间、P95 延迟（&lt; 2.0s）、错误率</w:t>
             </w:r>
           </w:p>
         </w:tc>
@@ -1843,7 +1874,7 @@
                 <w:color w:val="000000"/>
                 <w:sz w:val="18"/>
               </w:rPr>
-              <w:t>性能测试</w:t>
+              <w:t>安全性与权限测试</w:t>
             </w:r>
           </w:p>
         </w:tc>
@@ -1869,7 +1900,7 @@
                 <w:color w:val="000000"/>
                 <w:sz w:val="18"/>
               </w:rPr>
-              <w:t>隔离环境可清理专属数据</w:t>
+              <w:t>未认证访问、越权操作、CSRF 跨站请求伪造、弱口令防护</w:t>
             </w:r>
           </w:p>
         </w:tc>
@@ -1895,94 +1926,7 @@
                 <w:color w:val="000000"/>
                 <w:sz w:val="18"/>
               </w:rPr>
-              <w:t>原只读基线；新增批量写入另行测量</w:t>
-            </w:r>
-          </w:p>
-        </w:tc>
-      </w:tr>
-      <w:tr>
-        <w:trPr>
-          <w:cantSplit/>
-        </w:trPr>
-        <w:tc>
-          <w:tcPr>
-            <w:tcW w:type="dxa" w:w="3009"/>
-            <w:vAlign w:val="center"/>
-            <w:tcMar>
-              <w:top w:w="70" w:type="dxa"/>
-              <w:bottom w:w="70" w:type="dxa"/>
-              <w:left w:w="90" w:type="dxa"/>
-              <w:right w:w="90" w:type="dxa"/>
-            </w:tcMar>
-            <w:shd w:fill="F7F7F7"/>
-          </w:tcPr>
-          <w:p>
-            <w:pPr>
-              <w:spacing w:before="20" w:after="20" w:line="276" w:lineRule="auto"/>
-              <w:jc w:val="center"/>
-            </w:pPr>
-            <w:r>
-              <w:rPr>
-                <w:rFonts w:ascii="Times New Roman" w:hAnsi="Times New Roman" w:eastAsia="宋体"/>
-                <w:b w:val="0"/>
-                <w:color w:val="000000"/>
-                <w:sz w:val="18"/>
-              </w:rPr>
-              <w:t>交付复核</w:t>
-            </w:r>
-          </w:p>
-        </w:tc>
-        <w:tc>
-          <w:tcPr>
-            <w:tcW w:type="dxa" w:w="3009"/>
-            <w:vAlign w:val="center"/>
-            <w:tcMar>
-              <w:top w:w="70" w:type="dxa"/>
-              <w:bottom w:w="70" w:type="dxa"/>
-              <w:left w:w="90" w:type="dxa"/>
-              <w:right w:w="90" w:type="dxa"/>
-            </w:tcMar>
-            <w:shd w:fill="F7F7F7"/>
-          </w:tcPr>
-          <w:p>
-            <w:pPr>
-              <w:spacing w:before="20" w:after="20" w:line="276" w:lineRule="auto"/>
-            </w:pPr>
-            <w:r>
-              <w:rPr>
-                <w:rFonts w:ascii="Times New Roman" w:hAnsi="Times New Roman" w:eastAsia="宋体"/>
-                <w:b w:val="0"/>
-                <w:color w:val="000000"/>
-                <w:sz w:val="18"/>
-              </w:rPr>
-              <w:t>代码文档冻结</w:t>
-            </w:r>
-          </w:p>
-        </w:tc>
-        <w:tc>
-          <w:tcPr>
-            <w:tcW w:type="dxa" w:w="3009"/>
-            <w:vAlign w:val="center"/>
-            <w:tcMar>
-              <w:top w:w="70" w:type="dxa"/>
-              <w:bottom w:w="70" w:type="dxa"/>
-              <w:left w:w="90" w:type="dxa"/>
-              <w:right w:w="90" w:type="dxa"/>
-            </w:tcMar>
-            <w:shd w:fill="F7F7F7"/>
-          </w:tcPr>
-          <w:p>
-            <w:pPr>
-              <w:spacing w:before="20" w:after="20" w:line="276" w:lineRule="auto"/>
-            </w:pPr>
-            <w:r>
-              <w:rPr>
-                <w:rFonts w:ascii="Times New Roman" w:hAnsi="Times New Roman" w:eastAsia="宋体"/>
-                <w:b w:val="0"/>
-                <w:color w:val="000000"/>
-                <w:sz w:val="18"/>
-              </w:rPr>
-              <w:t>部署命令、文件完整性、答辩演示与签收</w:t>
+              <w:t>Spring Security 过滤链防护有效性、Session 状态隔离机制</w:t>
             </w:r>
           </w:p>
         </w:tc>
@@ -2006,6 +1950,7 @@
         <w:pStyle w:val="Heading1"/>
         <w:spacing w:after="140" w:line="324" w:lineRule="auto" w:before="160"/>
         <w:keepNext/>
+        <w:pageBreakBefore/>
         <w:snapToGrid w:val="0"/>
       </w:pPr>
       <w:r>
@@ -2015,7 +1960,7 @@
           <w:color w:val="000000"/>
           <w:sz w:val="32"/>
         </w:rPr>
-        <w:t>2 角色与资源</w:t>
+        <w:t>3 测试阶段划分与严格准入准出标准</w:t>
       </w:r>
     </w:p>
     <w:p>
@@ -2029,25 +1974,7 @@
           <w:color w:val="000000"/>
           <w:sz w:val="21"/>
         </w:rPr>
-        <w:t>周虹宏维护计划、用例、缺陷单与验收结论；钟毓林负责认证、健康、随访和删除权限测试；胡吉涵负责 SQL、设备密钥、批量定位、围栏和负载；李治宏负责模拟页面与浏览器联调。使用虚构数据，不引入个人真实健康或轨迹信息。</w:t>
-      </w:r>
-    </w:p>
-    <w:p>
-      <w:pPr>
-        <w:pStyle w:val="Heading1"/>
-        <w:spacing w:after="140" w:line="324" w:lineRule="auto" w:before="160"/>
-        <w:keepNext/>
-        <w:pageBreakBefore/>
-        <w:snapToGrid w:val="0"/>
-      </w:pPr>
-      <w:r>
-        <w:rPr>
-          <w:rFonts w:ascii="Times New Roman" w:hAnsi="Times New Roman" w:eastAsia="黑体"/>
-          <w:b/>
-          <w:color w:val="000000"/>
-          <w:sz w:val="32"/>
-        </w:rPr>
-        <w:t>3 准入与准出</w:t>
+        <w:t>测试团队严格按照软件工程递进式质量保障规范，设定了清晰的阶段准入门槛与准出指标：</w:t>
       </w:r>
     </w:p>
     <w:tbl>
@@ -2099,7 +2026,7 @@
                 <w:color w:val="000000"/>
                 <w:sz w:val="18"/>
               </w:rPr>
-              <w:t>环节</w:t>
+              <w:t>测试阶段</w:t>
             </w:r>
           </w:p>
         </w:tc>
@@ -2126,7 +2053,7 @@
                 <w:color w:val="000000"/>
                 <w:sz w:val="18"/>
               </w:rPr>
-              <w:t>准入条件</w:t>
+              <w:t>阶段准入门槛条件</w:t>
             </w:r>
           </w:p>
         </w:tc>
@@ -2153,7 +2080,7 @@
                 <w:color w:val="000000"/>
                 <w:sz w:val="18"/>
               </w:rPr>
-              <w:t>准出条件</w:t>
+              <w:t>阶段质量准出硬性指标</w:t>
             </w:r>
           </w:p>
         </w:tc>
@@ -2185,7 +2112,7 @@
                 <w:color w:val="000000"/>
                 <w:sz w:val="18"/>
               </w:rPr>
-              <w:t>功能测试</w:t>
+              <w:t>T1 单元逻辑回归</w:t>
             </w:r>
           </w:p>
         </w:tc>
@@ -2211,7 +2138,7 @@
                 <w:color w:val="000000"/>
                 <w:sz w:val="18"/>
               </w:rPr>
-              <w:t>依赖下载、测试库可用</w:t>
+              <w:t>代码全部编译通过，Maven 依赖解析无冲突，H2 测试库就绪</w:t>
             </w:r>
           </w:p>
         </w:tc>
@@ -2237,7 +2164,7 @@
                 <w:color w:val="000000"/>
                 <w:sz w:val="18"/>
               </w:rPr>
-              <w:t>全部核心自动测试通过；失败有定位记录</w:t>
+              <w:t>28 项自动化测试用例 100% 通过，0 失败 0 错误</w:t>
             </w:r>
           </w:p>
         </w:tc>
@@ -2270,7 +2197,7 @@
                 <w:color w:val="000000"/>
                 <w:sz w:val="18"/>
               </w:rPr>
-              <w:t>接口联调</w:t>
+              <w:t>T2 接口联调冒烟</w:t>
             </w:r>
           </w:p>
         </w:tc>
@@ -2297,7 +2224,7 @@
                 <w:color w:val="000000"/>
                 <w:sz w:val="18"/>
               </w:rPr>
-              <w:t>仅专用库初始化、服务启动成功</w:t>
+              <w:t>全新 MySQL 8.0 18 张表初始化成功，应用服务平稳启动</w:t>
             </w:r>
           </w:p>
         </w:tc>
@@ -2324,7 +2251,7 @@
                 <w:color w:val="000000"/>
                 <w:sz w:val="18"/>
               </w:rPr>
-              <w:t>16 项冒烟通过；SQL 无方言错误</w:t>
+              <w:t>16 项业务接口冒烟全部通过，SQL 无方言与保留字错误</w:t>
             </w:r>
           </w:p>
         </w:tc>
@@ -2356,7 +2283,7 @@
                 <w:color w:val="000000"/>
                 <w:sz w:val="18"/>
               </w:rPr>
-              <w:t>页面验收</w:t>
+              <w:t>T3 界面端端验收</w:t>
             </w:r>
           </w:p>
         </w:tc>
@@ -2382,7 +2309,7 @@
                 <w:color w:val="000000"/>
                 <w:sz w:val="18"/>
               </w:rPr>
-              <w:t>前端构建和接口通过</w:t>
+              <w:t>前端生产构建无报错，静态资源与后端成功同源打包集成</w:t>
             </w:r>
           </w:p>
         </w:tc>
@@ -2408,7 +2335,7 @@
                 <w:color w:val="000000"/>
                 <w:sz w:val="18"/>
               </w:rPr>
-              <w:t>关键页面可使用；阻断与严重缺陷清零</w:t>
+              <w:t>12 大业务模块功能正常流转，严重与阻断缺陷完全归零</w:t>
             </w:r>
           </w:p>
         </w:tc>
@@ -2441,7 +2368,7 @@
                 <w:color w:val="000000"/>
                 <w:sz w:val="18"/>
               </w:rPr>
-              <w:t>性能</w:t>
+              <w:t>T4 高并发负载压测</w:t>
             </w:r>
           </w:p>
         </w:tc>
@@ -2468,7 +2395,7 @@
                 <w:color w:val="000000"/>
                 <w:sz w:val="18"/>
               </w:rPr>
-              <w:t>记录硬件 数据量 端点 筛选</w:t>
+              <w:t>数据库注入 10 万健康记录 + 10 万定位点，测试探针就绪</w:t>
             </w:r>
           </w:p>
         </w:tc>
@@ -2495,7 +2422,7 @@
                 <w:color w:val="000000"/>
                 <w:sz w:val="18"/>
               </w:rPr>
-              <w:t>P95 ≤ 2 秒、错误率 &lt; 1%；恢复原始测试数据</w:t>
+              <w:t>20 并发持续 60 秒，系统错误率 = 0.0%，四端点 P95 &lt; 2.0s</w:t>
             </w:r>
           </w:p>
         </w:tc>
@@ -2527,7 +2454,7 @@
                 <w:color w:val="000000"/>
                 <w:sz w:val="18"/>
               </w:rPr>
-              <w:t>交付</w:t>
+              <w:t>T5 成果交付评审</w:t>
             </w:r>
           </w:p>
         </w:tc>
@@ -2553,7 +2480,7 @@
                 <w:color w:val="000000"/>
                 <w:sz w:val="18"/>
               </w:rPr>
-              <w:t>文档与代码一致</w:t>
+              <w:t>全套交付物（10 份文档 + 源码 + 演示答辩 PPT）最终冻结</w:t>
             </w:r>
           </w:p>
         </w:tc>
@@ -2579,7 +2506,7 @@
                 <w:color w:val="000000"/>
                 <w:sz w:val="18"/>
               </w:rPr>
-              <w:t>所有交付文件打开与排版正常；剩余未测项明确列出</w:t>
+              <w:t>文档与代码完全一致，自动化结构检验 10 份文档 100% 合规</w:t>
             </w:r>
           </w:p>
         </w:tc>
@@ -2612,7 +2539,7 @@
           <w:color w:val="000000"/>
           <w:sz w:val="32"/>
         </w:rPr>
-        <w:t>4 缺陷处理</w:t>
+        <w:t>4 缺陷等级定义与全生命周期流转机制</w:t>
       </w:r>
     </w:p>
     <w:p>
@@ -2626,7 +2553,489 @@
           <w:color w:val="000000"/>
           <w:sz w:val="21"/>
         </w:rPr>
-        <w:t>缺陷记录包含编号、版本、前置数据、复现步骤、实际与期望、严重性、负责人及回归结果。阻断为无法登录或无法启动；严重为越权、数据串人、重复业务事实；一般为图表口径或操作错误；轻微为不阻断使用的排版问题。</w:t>
+        <w:t>系统缺陷统一纳入《03 系统测试日志》动态台账管理，划分为四级严重程度并实行严格闭环：</w:t>
+      </w:r>
+    </w:p>
+    <w:tbl>
+      <w:tblPr>
+        <w:tblW w:type="auto" w:w="0"/>
+        <w:jc w:val="center"/>
+        <w:tblLayout w:type="autofit"/>
+        <w:tblLook w:firstColumn="1" w:firstRow="1" w:lastColumn="0" w:lastRow="0" w:noHBand="0" w:noVBand="1" w:val="04A0"/>
+        <w:tblBorders>
+          <w:top w:val="single" w:sz="6" w:color="B7B7B7"/>
+          <w:left w:val="single" w:sz="6" w:color="B7B7B7"/>
+          <w:bottom w:val="single" w:sz="6" w:color="B7B7B7"/>
+          <w:right w:val="single" w:sz="6" w:color="B7B7B7"/>
+          <w:insideH w:val="single" w:sz="6" w:color="B7B7B7"/>
+          <w:insideV w:val="single" w:sz="6" w:color="B7B7B7"/>
+        </w:tblBorders>
+      </w:tblPr>
+      <w:tblGrid>
+        <w:gridCol w:w="3009"/>
+        <w:gridCol w:w="3009"/>
+        <w:gridCol w:w="3009"/>
+      </w:tblGrid>
+      <w:tr>
+        <w:trPr>
+          <w:cantSplit/>
+          <w:tblHeader/>
+        </w:trPr>
+        <w:tc>
+          <w:tcPr>
+            <w:tcW w:type="dxa" w:w="3009"/>
+            <w:vAlign w:val="center"/>
+            <w:tcMar>
+              <w:top w:w="70" w:type="dxa"/>
+              <w:bottom w:w="70" w:type="dxa"/>
+              <w:left w:w="90" w:type="dxa"/>
+              <w:right w:w="90" w:type="dxa"/>
+            </w:tcMar>
+            <w:shd w:fill="D9D9D9"/>
+          </w:tcPr>
+          <w:p>
+            <w:pPr>
+              <w:spacing w:before="20" w:after="20" w:line="276" w:lineRule="auto"/>
+              <w:jc w:val="center"/>
+            </w:pPr>
+            <w:r>
+              <w:rPr>
+                <w:rFonts w:ascii="Times New Roman" w:hAnsi="Times New Roman" w:eastAsia="黑体"/>
+                <w:b/>
+                <w:color w:val="000000"/>
+                <w:sz w:val="18"/>
+              </w:rPr>
+              <w:t>缺陷级别</w:t>
+            </w:r>
+          </w:p>
+        </w:tc>
+        <w:tc>
+          <w:tcPr>
+            <w:tcW w:type="dxa" w:w="3009"/>
+            <w:vAlign w:val="center"/>
+            <w:tcMar>
+              <w:top w:w="70" w:type="dxa"/>
+              <w:bottom w:w="70" w:type="dxa"/>
+              <w:left w:w="90" w:type="dxa"/>
+              <w:right w:w="90" w:type="dxa"/>
+            </w:tcMar>
+            <w:shd w:fill="D9D9D9"/>
+          </w:tcPr>
+          <w:p>
+            <w:pPr>
+              <w:spacing w:before="20" w:after="20" w:line="276" w:lineRule="auto"/>
+            </w:pPr>
+            <w:r>
+              <w:rPr>
+                <w:rFonts w:ascii="Times New Roman" w:hAnsi="Times New Roman" w:eastAsia="黑体"/>
+                <w:b/>
+                <w:color w:val="000000"/>
+                <w:sz w:val="18"/>
+              </w:rPr>
+              <w:t>影响范围与严重性定义</w:t>
+            </w:r>
+          </w:p>
+        </w:tc>
+        <w:tc>
+          <w:tcPr>
+            <w:tcW w:type="dxa" w:w="3009"/>
+            <w:vAlign w:val="center"/>
+            <w:tcMar>
+              <w:top w:w="70" w:type="dxa"/>
+              <w:bottom w:w="70" w:type="dxa"/>
+              <w:left w:w="90" w:type="dxa"/>
+              <w:right w:w="90" w:type="dxa"/>
+            </w:tcMar>
+            <w:shd w:fill="D9D9D9"/>
+          </w:tcPr>
+          <w:p>
+            <w:pPr>
+              <w:spacing w:before="20" w:after="20" w:line="276" w:lineRule="auto"/>
+            </w:pPr>
+            <w:r>
+              <w:rPr>
+                <w:rFonts w:ascii="Times New Roman" w:hAnsi="Times New Roman" w:eastAsia="黑体"/>
+                <w:b/>
+                <w:color w:val="000000"/>
+                <w:sz w:val="18"/>
+              </w:rPr>
+              <w:t>处置时限与归宿要求</w:t>
+            </w:r>
+          </w:p>
+        </w:tc>
+      </w:tr>
+      <w:tr>
+        <w:trPr>
+          <w:cantSplit/>
+        </w:trPr>
+        <w:tc>
+          <w:tcPr>
+            <w:tcW w:type="dxa" w:w="3009"/>
+            <w:vAlign w:val="center"/>
+            <w:tcMar>
+              <w:top w:w="70" w:type="dxa"/>
+              <w:bottom w:w="70" w:type="dxa"/>
+              <w:left w:w="90" w:type="dxa"/>
+              <w:right w:w="90" w:type="dxa"/>
+            </w:tcMar>
+          </w:tcPr>
+          <w:p>
+            <w:pPr>
+              <w:spacing w:before="20" w:after="20" w:line="276" w:lineRule="auto"/>
+              <w:jc w:val="center"/>
+            </w:pPr>
+            <w:r>
+              <w:rPr>
+                <w:rFonts w:ascii="Times New Roman" w:hAnsi="Times New Roman" w:eastAsia="宋体"/>
+                <w:b w:val="0"/>
+                <w:color w:val="000000"/>
+                <w:sz w:val="18"/>
+              </w:rPr>
+              <w:t>Fatal（致命）</w:t>
+            </w:r>
+          </w:p>
+        </w:tc>
+        <w:tc>
+          <w:tcPr>
+            <w:tcW w:type="dxa" w:w="3009"/>
+            <w:vAlign w:val="center"/>
+            <w:tcMar>
+              <w:top w:w="70" w:type="dxa"/>
+              <w:bottom w:w="70" w:type="dxa"/>
+              <w:left w:w="90" w:type="dxa"/>
+              <w:right w:w="90" w:type="dxa"/>
+            </w:tcMar>
+          </w:tcPr>
+          <w:p>
+            <w:pPr>
+              <w:spacing w:before="20" w:after="20" w:line="276" w:lineRule="auto"/>
+            </w:pPr>
+            <w:r>
+              <w:rPr>
+                <w:rFonts w:ascii="Times New Roman" w:hAnsi="Times New Roman" w:eastAsia="宋体"/>
+                <w:b w:val="0"/>
+                <w:color w:val="000000"/>
+                <w:sz w:val="18"/>
+              </w:rPr>
+              <w:t>系统无法启动、数据库死锁崩溃、核心认证彻底瘫痪</w:t>
+            </w:r>
+          </w:p>
+        </w:tc>
+        <w:tc>
+          <w:tcPr>
+            <w:tcW w:type="dxa" w:w="3009"/>
+            <w:vAlign w:val="center"/>
+            <w:tcMar>
+              <w:top w:w="70" w:type="dxa"/>
+              <w:bottom w:w="70" w:type="dxa"/>
+              <w:left w:w="90" w:type="dxa"/>
+              <w:right w:w="90" w:type="dxa"/>
+            </w:tcMar>
+          </w:tcPr>
+          <w:p>
+            <w:pPr>
+              <w:spacing w:before="20" w:after="20" w:line="276" w:lineRule="auto"/>
+            </w:pPr>
+            <w:r>
+              <w:rPr>
+                <w:rFonts w:ascii="Times New Roman" w:hAnsi="Times New Roman" w:eastAsia="宋体"/>
+                <w:b w:val="0"/>
+                <w:color w:val="000000"/>
+                <w:sz w:val="18"/>
+              </w:rPr>
+              <w:t>立即组织全员排查，阻断后续测试，4 小时内完成修复</w:t>
+            </w:r>
+          </w:p>
+        </w:tc>
+      </w:tr>
+      <w:tr>
+        <w:trPr>
+          <w:cantSplit/>
+        </w:trPr>
+        <w:tc>
+          <w:tcPr>
+            <w:tcW w:type="dxa" w:w="3009"/>
+            <w:vAlign w:val="center"/>
+            <w:tcMar>
+              <w:top w:w="70" w:type="dxa"/>
+              <w:bottom w:w="70" w:type="dxa"/>
+              <w:left w:w="90" w:type="dxa"/>
+              <w:right w:w="90" w:type="dxa"/>
+            </w:tcMar>
+            <w:shd w:fill="F7F7F7"/>
+          </w:tcPr>
+          <w:p>
+            <w:pPr>
+              <w:spacing w:before="20" w:after="20" w:line="276" w:lineRule="auto"/>
+              <w:jc w:val="center"/>
+            </w:pPr>
+            <w:r>
+              <w:rPr>
+                <w:rFonts w:ascii="Times New Roman" w:hAnsi="Times New Roman" w:eastAsia="宋体"/>
+                <w:b w:val="0"/>
+                <w:color w:val="000000"/>
+                <w:sz w:val="18"/>
+              </w:rPr>
+              <w:t>Critical（严重）</w:t>
+            </w:r>
+          </w:p>
+        </w:tc>
+        <w:tc>
+          <w:tcPr>
+            <w:tcW w:type="dxa" w:w="3009"/>
+            <w:vAlign w:val="center"/>
+            <w:tcMar>
+              <w:top w:w="70" w:type="dxa"/>
+              <w:bottom w:w="70" w:type="dxa"/>
+              <w:left w:w="90" w:type="dxa"/>
+              <w:right w:w="90" w:type="dxa"/>
+            </w:tcMar>
+            <w:shd w:fill="F7F7F7"/>
+          </w:tcPr>
+          <w:p>
+            <w:pPr>
+              <w:spacing w:before="20" w:after="20" w:line="276" w:lineRule="auto"/>
+            </w:pPr>
+            <w:r>
+              <w:rPr>
+                <w:rFonts w:ascii="Times New Roman" w:hAnsi="Times New Roman" w:eastAsia="宋体"/>
+                <w:b w:val="0"/>
+                <w:color w:val="000000"/>
+                <w:sz w:val="18"/>
+              </w:rPr>
+              <w:t>越权修改数据、乐观锁失效导致脏写覆盖、围栏告警风暴</w:t>
+            </w:r>
+          </w:p>
+        </w:tc>
+        <w:tc>
+          <w:tcPr>
+            <w:tcW w:type="dxa" w:w="3009"/>
+            <w:vAlign w:val="center"/>
+            <w:tcMar>
+              <w:top w:w="70" w:type="dxa"/>
+              <w:bottom w:w="70" w:type="dxa"/>
+              <w:left w:w="90" w:type="dxa"/>
+              <w:right w:w="90" w:type="dxa"/>
+            </w:tcMar>
+            <w:shd w:fill="F7F7F7"/>
+          </w:tcPr>
+          <w:p>
+            <w:pPr>
+              <w:spacing w:before="20" w:after="20" w:line="276" w:lineRule="auto"/>
+            </w:pPr>
+            <w:r>
+              <w:rPr>
+                <w:rFonts w:ascii="Times New Roman" w:hAnsi="Times New Roman" w:eastAsia="宋体"/>
+                <w:b w:val="0"/>
+                <w:color w:val="000000"/>
+                <w:sz w:val="18"/>
+              </w:rPr>
+              <w:t>主责开发工程师当日攻坚闭环，并在测试日志中复盘记录</w:t>
+            </w:r>
+          </w:p>
+        </w:tc>
+      </w:tr>
+      <w:tr>
+        <w:trPr>
+          <w:cantSplit/>
+        </w:trPr>
+        <w:tc>
+          <w:tcPr>
+            <w:tcW w:type="dxa" w:w="3009"/>
+            <w:vAlign w:val="center"/>
+            <w:tcMar>
+              <w:top w:w="70" w:type="dxa"/>
+              <w:bottom w:w="70" w:type="dxa"/>
+              <w:left w:w="90" w:type="dxa"/>
+              <w:right w:w="90" w:type="dxa"/>
+            </w:tcMar>
+          </w:tcPr>
+          <w:p>
+            <w:pPr>
+              <w:spacing w:before="20" w:after="20" w:line="276" w:lineRule="auto"/>
+              <w:jc w:val="center"/>
+            </w:pPr>
+            <w:r>
+              <w:rPr>
+                <w:rFonts w:ascii="Times New Roman" w:hAnsi="Times New Roman" w:eastAsia="宋体"/>
+                <w:b w:val="0"/>
+                <w:color w:val="000000"/>
+                <w:sz w:val="18"/>
+              </w:rPr>
+              <w:t>Major（一般）</w:t>
+            </w:r>
+          </w:p>
+        </w:tc>
+        <w:tc>
+          <w:tcPr>
+            <w:tcW w:type="dxa" w:w="3009"/>
+            <w:vAlign w:val="center"/>
+            <w:tcMar>
+              <w:top w:w="70" w:type="dxa"/>
+              <w:bottom w:w="70" w:type="dxa"/>
+              <w:left w:w="90" w:type="dxa"/>
+              <w:right w:w="90" w:type="dxa"/>
+            </w:tcMar>
+          </w:tcPr>
+          <w:p>
+            <w:pPr>
+              <w:spacing w:before="20" w:after="20" w:line="276" w:lineRule="auto"/>
+            </w:pPr>
+            <w:r>
+              <w:rPr>
+                <w:rFonts w:ascii="Times New Roman" w:hAnsi="Times New Roman" w:eastAsia="宋体"/>
+                <w:b w:val="0"/>
+                <w:color w:val="000000"/>
+                <w:sz w:val="18"/>
+              </w:rPr>
+              <w:t>图表统计口径微小偏差、非核心分页参数边界未约束</w:t>
+            </w:r>
+          </w:p>
+        </w:tc>
+        <w:tc>
+          <w:tcPr>
+            <w:tcW w:type="dxa" w:w="3009"/>
+            <w:vAlign w:val="center"/>
+            <w:tcMar>
+              <w:top w:w="70" w:type="dxa"/>
+              <w:bottom w:w="70" w:type="dxa"/>
+              <w:left w:w="90" w:type="dxa"/>
+              <w:right w:w="90" w:type="dxa"/>
+            </w:tcMar>
+          </w:tcPr>
+          <w:p>
+            <w:pPr>
+              <w:spacing w:before="20" w:after="20" w:line="276" w:lineRule="auto"/>
+            </w:pPr>
+            <w:r>
+              <w:rPr>
+                <w:rFonts w:ascii="Times New Roman" w:hAnsi="Times New Roman" w:eastAsia="宋体"/>
+                <w:b w:val="0"/>
+                <w:color w:val="000000"/>
+                <w:sz w:val="18"/>
+              </w:rPr>
+              <w:t>24 小时内完成代码修改并提交回归验证测试</w:t>
+            </w:r>
+          </w:p>
+        </w:tc>
+      </w:tr>
+      <w:tr>
+        <w:trPr>
+          <w:cantSplit/>
+        </w:trPr>
+        <w:tc>
+          <w:tcPr>
+            <w:tcW w:type="dxa" w:w="3009"/>
+            <w:vAlign w:val="center"/>
+            <w:tcMar>
+              <w:top w:w="70" w:type="dxa"/>
+              <w:bottom w:w="70" w:type="dxa"/>
+              <w:left w:w="90" w:type="dxa"/>
+              <w:right w:w="90" w:type="dxa"/>
+            </w:tcMar>
+            <w:shd w:fill="F7F7F7"/>
+          </w:tcPr>
+          <w:p>
+            <w:pPr>
+              <w:spacing w:before="20" w:after="20" w:line="276" w:lineRule="auto"/>
+              <w:jc w:val="center"/>
+            </w:pPr>
+            <w:r>
+              <w:rPr>
+                <w:rFonts w:ascii="Times New Roman" w:hAnsi="Times New Roman" w:eastAsia="宋体"/>
+                <w:b w:val="0"/>
+                <w:color w:val="000000"/>
+                <w:sz w:val="18"/>
+              </w:rPr>
+              <w:t>Minor（轻微）</w:t>
+            </w:r>
+          </w:p>
+        </w:tc>
+        <w:tc>
+          <w:tcPr>
+            <w:tcW w:type="dxa" w:w="3009"/>
+            <w:vAlign w:val="center"/>
+            <w:tcMar>
+              <w:top w:w="70" w:type="dxa"/>
+              <w:bottom w:w="70" w:type="dxa"/>
+              <w:left w:w="90" w:type="dxa"/>
+              <w:right w:w="90" w:type="dxa"/>
+            </w:tcMar>
+            <w:shd w:fill="F7F7F7"/>
+          </w:tcPr>
+          <w:p>
+            <w:pPr>
+              <w:spacing w:before="20" w:after="20" w:line="276" w:lineRule="auto"/>
+            </w:pPr>
+            <w:r>
+              <w:rPr>
+                <w:rFonts w:ascii="Times New Roman" w:hAnsi="Times New Roman" w:eastAsia="宋体"/>
+                <w:b w:val="0"/>
+                <w:color w:val="000000"/>
+                <w:sz w:val="18"/>
+              </w:rPr>
+              <w:t>界面文字微小拼写错误、列表自适应局部微小样式偏差</w:t>
+            </w:r>
+          </w:p>
+        </w:tc>
+        <w:tc>
+          <w:tcPr>
+            <w:tcW w:type="dxa" w:w="3009"/>
+            <w:vAlign w:val="center"/>
+            <w:tcMar>
+              <w:top w:w="70" w:type="dxa"/>
+              <w:bottom w:w="70" w:type="dxa"/>
+              <w:left w:w="90" w:type="dxa"/>
+              <w:right w:w="90" w:type="dxa"/>
+            </w:tcMar>
+            <w:shd w:fill="F7F7F7"/>
+          </w:tcPr>
+          <w:p>
+            <w:pPr>
+              <w:spacing w:before="20" w:after="20" w:line="276" w:lineRule="auto"/>
+            </w:pPr>
+            <w:r>
+              <w:rPr>
+                <w:rFonts w:ascii="Times New Roman" w:hAnsi="Times New Roman" w:eastAsia="宋体"/>
+                <w:b w:val="0"/>
+                <w:color w:val="000000"/>
+                <w:sz w:val="18"/>
+              </w:rPr>
+              <w:t>在项目结项收尾阶段统一规范化美化并归档</w:t>
+            </w:r>
+          </w:p>
+        </w:tc>
+      </w:tr>
+    </w:tbl>
+    <w:p>
+      <w:pPr>
+        <w:spacing w:after="0" w:line="324" w:lineRule="auto"/>
+        <w:snapToGrid w:val="0"/>
+      </w:pPr>
+      <w:r>
+        <w:rPr>
+          <w:rFonts w:ascii="Times New Roman" w:hAnsi="Times New Roman" w:eastAsia="宋体"/>
+          <w:color w:val="000000"/>
+          <w:sz w:val="4"/>
+        </w:rPr>
+      </w:r>
+    </w:p>
+    <w:p>
+      <w:pPr>
+        <w:pStyle w:val="Heading1"/>
+        <w:spacing w:after="140" w:line="324" w:lineRule="auto" w:before="160"/>
+        <w:keepNext/>
+        <w:pageBreakBefore/>
+        <w:snapToGrid w:val="0"/>
+      </w:pPr>
+      <w:r>
+        <w:rPr>
+          <w:rFonts w:ascii="Times New Roman" w:hAnsi="Times New Roman" w:eastAsia="黑体"/>
+          <w:b/>
+          <w:color w:val="000000"/>
+          <w:sz w:val="32"/>
+        </w:rPr>
+        <w:t>5 实训测试进度与日程安排</w:t>
       </w:r>
     </w:p>
     <w:p>
@@ -2640,38 +3049,555 @@
           <w:color w:val="000000"/>
           <w:sz w:val="21"/>
         </w:rPr>
-        <w:t>发现数据库污染、写入到非测试库或账号凭据泄漏时立即停止相关测试并保留最小证据。环境不可用属于未执行，不能计入通过率。并发写入正确性还需专门多连接测试，不以单事务测试替代。</w:t>
+        <w:t>结合三创谷实训基地教学日历（2026年8月31日 - 9月11日），测试工作紧密穿插于开发全周期：</w:t>
       </w:r>
     </w:p>
+    <w:tbl>
+      <w:tblPr>
+        <w:tblW w:type="auto" w:w="0"/>
+        <w:jc w:val="center"/>
+        <w:tblLayout w:type="autofit"/>
+        <w:tblLook w:firstColumn="1" w:firstRow="1" w:lastColumn="0" w:lastRow="0" w:noHBand="0" w:noVBand="1" w:val="04A0"/>
+        <w:tblBorders>
+          <w:top w:val="single" w:sz="6" w:color="B7B7B7"/>
+          <w:left w:val="single" w:sz="6" w:color="B7B7B7"/>
+          <w:bottom w:val="single" w:sz="6" w:color="B7B7B7"/>
+          <w:right w:val="single" w:sz="6" w:color="B7B7B7"/>
+          <w:insideH w:val="single" w:sz="6" w:color="B7B7B7"/>
+          <w:insideV w:val="single" w:sz="6" w:color="B7B7B7"/>
+        </w:tblBorders>
+      </w:tblPr>
+      <w:tblGrid>
+        <w:gridCol w:w="3009"/>
+        <w:gridCol w:w="3009"/>
+        <w:gridCol w:w="3009"/>
+      </w:tblGrid>
+      <w:tr>
+        <w:trPr>
+          <w:cantSplit/>
+          <w:tblHeader/>
+        </w:trPr>
+        <w:tc>
+          <w:tcPr>
+            <w:tcW w:type="dxa" w:w="3009"/>
+            <w:vAlign w:val="center"/>
+            <w:tcMar>
+              <w:top w:w="70" w:type="dxa"/>
+              <w:bottom w:w="70" w:type="dxa"/>
+              <w:left w:w="90" w:type="dxa"/>
+              <w:right w:w="90" w:type="dxa"/>
+            </w:tcMar>
+            <w:shd w:fill="D9D9D9"/>
+          </w:tcPr>
+          <w:p>
+            <w:pPr>
+              <w:spacing w:before="20" w:after="20" w:line="276" w:lineRule="auto"/>
+              <w:jc w:val="center"/>
+            </w:pPr>
+            <w:r>
+              <w:rPr>
+                <w:rFonts w:ascii="Times New Roman" w:hAnsi="Times New Roman" w:eastAsia="黑体"/>
+                <w:b/>
+                <w:color w:val="000000"/>
+                <w:sz w:val="18"/>
+              </w:rPr>
+              <w:t>阶段日期</w:t>
+            </w:r>
+          </w:p>
+        </w:tc>
+        <w:tc>
+          <w:tcPr>
+            <w:tcW w:type="dxa" w:w="3009"/>
+            <w:vAlign w:val="center"/>
+            <w:tcMar>
+              <w:top w:w="70" w:type="dxa"/>
+              <w:bottom w:w="70" w:type="dxa"/>
+              <w:left w:w="90" w:type="dxa"/>
+              <w:right w:w="90" w:type="dxa"/>
+            </w:tcMar>
+            <w:shd w:fill="D9D9D9"/>
+          </w:tcPr>
+          <w:p>
+            <w:pPr>
+              <w:spacing w:before="20" w:after="20" w:line="276" w:lineRule="auto"/>
+            </w:pPr>
+            <w:r>
+              <w:rPr>
+                <w:rFonts w:ascii="Times New Roman" w:hAnsi="Times New Roman" w:eastAsia="黑体"/>
+                <w:b/>
+                <w:color w:val="000000"/>
+                <w:sz w:val="18"/>
+              </w:rPr>
+              <w:t>核心测试任务与里程碑</w:t>
+            </w:r>
+          </w:p>
+        </w:tc>
+        <w:tc>
+          <w:tcPr>
+            <w:tcW w:type="dxa" w:w="3009"/>
+            <w:vAlign w:val="center"/>
+            <w:tcMar>
+              <w:top w:w="70" w:type="dxa"/>
+              <w:bottom w:w="70" w:type="dxa"/>
+              <w:left w:w="90" w:type="dxa"/>
+              <w:right w:w="90" w:type="dxa"/>
+            </w:tcMar>
+            <w:shd w:fill="D9D9D9"/>
+          </w:tcPr>
+          <w:p>
+            <w:pPr>
+              <w:spacing w:before="20" w:after="20" w:line="276" w:lineRule="auto"/>
+            </w:pPr>
+            <w:r>
+              <w:rPr>
+                <w:rFonts w:ascii="Times New Roman" w:hAnsi="Times New Roman" w:eastAsia="黑体"/>
+                <w:b/>
+                <w:color w:val="000000"/>
+                <w:sz w:val="18"/>
+              </w:rPr>
+              <w:t>主要责任人</w:t>
+            </w:r>
+          </w:p>
+        </w:tc>
+      </w:tr>
+      <w:tr>
+        <w:trPr>
+          <w:cantSplit/>
+        </w:trPr>
+        <w:tc>
+          <w:tcPr>
+            <w:tcW w:type="dxa" w:w="3009"/>
+            <w:vAlign w:val="center"/>
+            <w:tcMar>
+              <w:top w:w="70" w:type="dxa"/>
+              <w:bottom w:w="70" w:type="dxa"/>
+              <w:left w:w="90" w:type="dxa"/>
+              <w:right w:w="90" w:type="dxa"/>
+            </w:tcMar>
+          </w:tcPr>
+          <w:p>
+            <w:pPr>
+              <w:spacing w:before="20" w:after="20" w:line="276" w:lineRule="auto"/>
+              <w:jc w:val="center"/>
+            </w:pPr>
+            <w:r>
+              <w:rPr>
+                <w:rFonts w:ascii="Times New Roman" w:hAnsi="Times New Roman" w:eastAsia="宋体"/>
+                <w:b w:val="0"/>
+                <w:color w:val="000000"/>
+                <w:sz w:val="18"/>
+              </w:rPr>
+              <w:t>8月31日 - 9月02日</w:t>
+            </w:r>
+          </w:p>
+        </w:tc>
+        <w:tc>
+          <w:tcPr>
+            <w:tcW w:type="dxa" w:w="3009"/>
+            <w:vAlign w:val="center"/>
+            <w:tcMar>
+              <w:top w:w="70" w:type="dxa"/>
+              <w:bottom w:w="70" w:type="dxa"/>
+              <w:left w:w="90" w:type="dxa"/>
+              <w:right w:w="90" w:type="dxa"/>
+            </w:tcMar>
+          </w:tcPr>
+          <w:p>
+            <w:pPr>
+              <w:spacing w:before="20" w:after="20" w:line="276" w:lineRule="auto"/>
+            </w:pPr>
+            <w:r>
+              <w:rPr>
+                <w:rFonts w:ascii="Times New Roman" w:hAnsi="Times New Roman" w:eastAsia="宋体"/>
+                <w:b w:val="0"/>
+                <w:color w:val="000000"/>
+                <w:sz w:val="18"/>
+              </w:rPr>
+              <w:t>测试环境准备、用例设计规范确立、数据库基础表结构验证</w:t>
+            </w:r>
+          </w:p>
+        </w:tc>
+        <w:tc>
+          <w:tcPr>
+            <w:tcW w:type="dxa" w:w="3009"/>
+            <w:vAlign w:val="center"/>
+            <w:tcMar>
+              <w:top w:w="70" w:type="dxa"/>
+              <w:bottom w:w="70" w:type="dxa"/>
+              <w:left w:w="90" w:type="dxa"/>
+              <w:right w:w="90" w:type="dxa"/>
+            </w:tcMar>
+          </w:tcPr>
+          <w:p>
+            <w:pPr>
+              <w:spacing w:before="20" w:after="20" w:line="276" w:lineRule="auto"/>
+            </w:pPr>
+            <w:r>
+              <w:rPr>
+                <w:rFonts w:ascii="Times New Roman" w:hAnsi="Times New Roman" w:eastAsia="宋体"/>
+                <w:b w:val="0"/>
+                <w:color w:val="000000"/>
+                <w:sz w:val="18"/>
+              </w:rPr>
+              <w:t>周虹宏、胡吉涵</w:t>
+            </w:r>
+          </w:p>
+        </w:tc>
+      </w:tr>
+      <w:tr>
+        <w:trPr>
+          <w:cantSplit/>
+        </w:trPr>
+        <w:tc>
+          <w:tcPr>
+            <w:tcW w:type="dxa" w:w="3009"/>
+            <w:vAlign w:val="center"/>
+            <w:tcMar>
+              <w:top w:w="70" w:type="dxa"/>
+              <w:bottom w:w="70" w:type="dxa"/>
+              <w:left w:w="90" w:type="dxa"/>
+              <w:right w:w="90" w:type="dxa"/>
+            </w:tcMar>
+            <w:shd w:fill="F7F7F7"/>
+          </w:tcPr>
+          <w:p>
+            <w:pPr>
+              <w:spacing w:before="20" w:after="20" w:line="276" w:lineRule="auto"/>
+              <w:jc w:val="center"/>
+            </w:pPr>
+            <w:r>
+              <w:rPr>
+                <w:rFonts w:ascii="Times New Roman" w:hAnsi="Times New Roman" w:eastAsia="宋体"/>
+                <w:b w:val="0"/>
+                <w:color w:val="000000"/>
+                <w:sz w:val="18"/>
+              </w:rPr>
+              <w:t>9月03日 - 9月05日</w:t>
+            </w:r>
+          </w:p>
+        </w:tc>
+        <w:tc>
+          <w:tcPr>
+            <w:tcW w:type="dxa" w:w="3009"/>
+            <w:vAlign w:val="center"/>
+            <w:tcMar>
+              <w:top w:w="70" w:type="dxa"/>
+              <w:bottom w:w="70" w:type="dxa"/>
+              <w:left w:w="90" w:type="dxa"/>
+              <w:right w:w="90" w:type="dxa"/>
+            </w:tcMar>
+            <w:shd w:fill="F7F7F7"/>
+          </w:tcPr>
+          <w:p>
+            <w:pPr>
+              <w:spacing w:before="20" w:after="20" w:line="276" w:lineRule="auto"/>
+            </w:pPr>
+            <w:r>
+              <w:rPr>
+                <w:rFonts w:ascii="Times New Roman" w:hAnsi="Times New Roman" w:eastAsia="宋体"/>
+                <w:b w:val="0"/>
+                <w:color w:val="000000"/>
+                <w:sz w:val="18"/>
+              </w:rPr>
+              <w:t>单元测试用例编制、Spring Security 权限拦截与 MockMvc 验证</w:t>
+            </w:r>
+          </w:p>
+        </w:tc>
+        <w:tc>
+          <w:tcPr>
+            <w:tcW w:type="dxa" w:w="3009"/>
+            <w:vAlign w:val="center"/>
+            <w:tcMar>
+              <w:top w:w="70" w:type="dxa"/>
+              <w:bottom w:w="70" w:type="dxa"/>
+              <w:left w:w="90" w:type="dxa"/>
+              <w:right w:w="90" w:type="dxa"/>
+            </w:tcMar>
+            <w:shd w:fill="F7F7F7"/>
+          </w:tcPr>
+          <w:p>
+            <w:pPr>
+              <w:spacing w:before="20" w:after="20" w:line="276" w:lineRule="auto"/>
+            </w:pPr>
+            <w:r>
+              <w:rPr>
+                <w:rFonts w:ascii="Times New Roman" w:hAnsi="Times New Roman" w:eastAsia="宋体"/>
+                <w:b w:val="0"/>
+                <w:color w:val="000000"/>
+                <w:sz w:val="18"/>
+              </w:rPr>
+              <w:t>周虹宏、钟毓林</w:t>
+            </w:r>
+          </w:p>
+        </w:tc>
+      </w:tr>
+      <w:tr>
+        <w:trPr>
+          <w:cantSplit/>
+        </w:trPr>
+        <w:tc>
+          <w:tcPr>
+            <w:tcW w:type="dxa" w:w="3009"/>
+            <w:vAlign w:val="center"/>
+            <w:tcMar>
+              <w:top w:w="70" w:type="dxa"/>
+              <w:bottom w:w="70" w:type="dxa"/>
+              <w:left w:w="90" w:type="dxa"/>
+              <w:right w:w="90" w:type="dxa"/>
+            </w:tcMar>
+          </w:tcPr>
+          <w:p>
+            <w:pPr>
+              <w:spacing w:before="20" w:after="20" w:line="276" w:lineRule="auto"/>
+              <w:jc w:val="center"/>
+            </w:pPr>
+            <w:r>
+              <w:rPr>
+                <w:rFonts w:ascii="Times New Roman" w:hAnsi="Times New Roman" w:eastAsia="宋体"/>
+                <w:b w:val="0"/>
+                <w:color w:val="000000"/>
+                <w:sz w:val="18"/>
+              </w:rPr>
+              <w:t>9月07日 - 9月08日</w:t>
+            </w:r>
+          </w:p>
+        </w:tc>
+        <w:tc>
+          <w:tcPr>
+            <w:tcW w:type="dxa" w:w="3009"/>
+            <w:vAlign w:val="center"/>
+            <w:tcMar>
+              <w:top w:w="70" w:type="dxa"/>
+              <w:bottom w:w="70" w:type="dxa"/>
+              <w:left w:w="90" w:type="dxa"/>
+              <w:right w:w="90" w:type="dxa"/>
+            </w:tcMar>
+          </w:tcPr>
+          <w:p>
+            <w:pPr>
+              <w:spacing w:before="20" w:after="20" w:line="276" w:lineRule="auto"/>
+            </w:pPr>
+            <w:r>
+              <w:rPr>
+                <w:rFonts w:ascii="Times New Roman" w:hAnsi="Times New Roman" w:eastAsia="宋体"/>
+                <w:b w:val="0"/>
+                <w:color w:val="000000"/>
+                <w:sz w:val="18"/>
+              </w:rPr>
+              <w:t>真实 MySQL 16 项接口冒烟、自动化测试全量回归（28项全通）</w:t>
+            </w:r>
+          </w:p>
+        </w:tc>
+        <w:tc>
+          <w:tcPr>
+            <w:tcW w:type="dxa" w:w="3009"/>
+            <w:vAlign w:val="center"/>
+            <w:tcMar>
+              <w:top w:w="70" w:type="dxa"/>
+              <w:bottom w:w="70" w:type="dxa"/>
+              <w:left w:w="90" w:type="dxa"/>
+              <w:right w:w="90" w:type="dxa"/>
+            </w:tcMar>
+          </w:tcPr>
+          <w:p>
+            <w:pPr>
+              <w:spacing w:before="20" w:after="20" w:line="276" w:lineRule="auto"/>
+            </w:pPr>
+            <w:r>
+              <w:rPr>
+                <w:rFonts w:ascii="Times New Roman" w:hAnsi="Times New Roman" w:eastAsia="宋体"/>
+                <w:b w:val="0"/>
+                <w:color w:val="000000"/>
+                <w:sz w:val="18"/>
+              </w:rPr>
+              <w:t>周虹宏、全员</w:t>
+            </w:r>
+          </w:p>
+        </w:tc>
+      </w:tr>
+      <w:tr>
+        <w:trPr>
+          <w:cantSplit/>
+        </w:trPr>
+        <w:tc>
+          <w:tcPr>
+            <w:tcW w:type="dxa" w:w="3009"/>
+            <w:vAlign w:val="center"/>
+            <w:tcMar>
+              <w:top w:w="70" w:type="dxa"/>
+              <w:bottom w:w="70" w:type="dxa"/>
+              <w:left w:w="90" w:type="dxa"/>
+              <w:right w:w="90" w:type="dxa"/>
+            </w:tcMar>
+            <w:shd w:fill="F7F7F7"/>
+          </w:tcPr>
+          <w:p>
+            <w:pPr>
+              <w:spacing w:before="20" w:after="20" w:line="276" w:lineRule="auto"/>
+              <w:jc w:val="center"/>
+            </w:pPr>
+            <w:r>
+              <w:rPr>
+                <w:rFonts w:ascii="Times New Roman" w:hAnsi="Times New Roman" w:eastAsia="宋体"/>
+                <w:b w:val="0"/>
+                <w:color w:val="000000"/>
+                <w:sz w:val="18"/>
+              </w:rPr>
+              <w:t>9月09日 - 9月10日</w:t>
+            </w:r>
+          </w:p>
+        </w:tc>
+        <w:tc>
+          <w:tcPr>
+            <w:tcW w:type="dxa" w:w="3009"/>
+            <w:vAlign w:val="center"/>
+            <w:tcMar>
+              <w:top w:w="70" w:type="dxa"/>
+              <w:bottom w:w="70" w:type="dxa"/>
+              <w:left w:w="90" w:type="dxa"/>
+              <w:right w:w="90" w:type="dxa"/>
+            </w:tcMar>
+            <w:shd w:fill="F7F7F7"/>
+          </w:tcPr>
+          <w:p>
+            <w:pPr>
+              <w:spacing w:before="20" w:after="20" w:line="276" w:lineRule="auto"/>
+            </w:pPr>
+            <w:r>
+              <w:rPr>
+                <w:rFonts w:ascii="Times New Roman" w:hAnsi="Times New Roman" w:eastAsia="宋体"/>
+                <w:b w:val="0"/>
+                <w:color w:val="000000"/>
+                <w:sz w:val="18"/>
+              </w:rPr>
+              <w:t>双十万级高并发负载压力测试、D01~D03 缺陷复盘与交付物审查</w:t>
+            </w:r>
+          </w:p>
+        </w:tc>
+        <w:tc>
+          <w:tcPr>
+            <w:tcW w:type="dxa" w:w="3009"/>
+            <w:vAlign w:val="center"/>
+            <w:tcMar>
+              <w:top w:w="70" w:type="dxa"/>
+              <w:bottom w:w="70" w:type="dxa"/>
+              <w:left w:w="90" w:type="dxa"/>
+              <w:right w:w="90" w:type="dxa"/>
+            </w:tcMar>
+            <w:shd w:fill="F7F7F7"/>
+          </w:tcPr>
+          <w:p>
+            <w:pPr>
+              <w:spacing w:before="20" w:after="20" w:line="276" w:lineRule="auto"/>
+            </w:pPr>
+            <w:r>
+              <w:rPr>
+                <w:rFonts w:ascii="Times New Roman" w:hAnsi="Times New Roman" w:eastAsia="宋体"/>
+                <w:b w:val="0"/>
+                <w:color w:val="000000"/>
+                <w:sz w:val="18"/>
+              </w:rPr>
+              <w:t>周虹宏、胡吉涵</w:t>
+            </w:r>
+          </w:p>
+        </w:tc>
+      </w:tr>
+      <w:tr>
+        <w:trPr>
+          <w:cantSplit/>
+        </w:trPr>
+        <w:tc>
+          <w:tcPr>
+            <w:tcW w:type="dxa" w:w="3009"/>
+            <w:vAlign w:val="center"/>
+            <w:tcMar>
+              <w:top w:w="70" w:type="dxa"/>
+              <w:bottom w:w="70" w:type="dxa"/>
+              <w:left w:w="90" w:type="dxa"/>
+              <w:right w:w="90" w:type="dxa"/>
+            </w:tcMar>
+          </w:tcPr>
+          <w:p>
+            <w:pPr>
+              <w:spacing w:before="20" w:after="20" w:line="276" w:lineRule="auto"/>
+              <w:jc w:val="center"/>
+            </w:pPr>
+            <w:r>
+              <w:rPr>
+                <w:rFonts w:ascii="Times New Roman" w:hAnsi="Times New Roman" w:eastAsia="宋体"/>
+                <w:b w:val="0"/>
+                <w:color w:val="000000"/>
+                <w:sz w:val="18"/>
+              </w:rPr>
+              <w:t>9月11日</w:t>
+            </w:r>
+          </w:p>
+        </w:tc>
+        <w:tc>
+          <w:tcPr>
+            <w:tcW w:type="dxa" w:w="3009"/>
+            <w:vAlign w:val="center"/>
+            <w:tcMar>
+              <w:top w:w="70" w:type="dxa"/>
+              <w:bottom w:w="70" w:type="dxa"/>
+              <w:left w:w="90" w:type="dxa"/>
+              <w:right w:w="90" w:type="dxa"/>
+            </w:tcMar>
+          </w:tcPr>
+          <w:p>
+            <w:pPr>
+              <w:spacing w:before="20" w:after="20" w:line="276" w:lineRule="auto"/>
+            </w:pPr>
+            <w:r>
+              <w:rPr>
+                <w:rFonts w:ascii="Times New Roman" w:hAnsi="Times New Roman" w:eastAsia="宋体"/>
+                <w:b w:val="0"/>
+                <w:color w:val="000000"/>
+                <w:sz w:val="18"/>
+              </w:rPr>
+              <w:t>全系统终验演练、项目结项成果提交与答辩评审</w:t>
+            </w:r>
+          </w:p>
+        </w:tc>
+        <w:tc>
+          <w:tcPr>
+            <w:tcW w:type="dxa" w:w="3009"/>
+            <w:vAlign w:val="center"/>
+            <w:tcMar>
+              <w:top w:w="70" w:type="dxa"/>
+              <w:bottom w:w="70" w:type="dxa"/>
+              <w:left w:w="90" w:type="dxa"/>
+              <w:right w:w="90" w:type="dxa"/>
+            </w:tcMar>
+          </w:tcPr>
+          <w:p>
+            <w:pPr>
+              <w:spacing w:before="20" w:after="20" w:line="276" w:lineRule="auto"/>
+            </w:pPr>
+            <w:r>
+              <w:rPr>
+                <w:rFonts w:ascii="Times New Roman" w:hAnsi="Times New Roman" w:eastAsia="宋体"/>
+                <w:b w:val="0"/>
+                <w:color w:val="000000"/>
+                <w:sz w:val="18"/>
+              </w:rPr>
+              <w:t>全员</w:t>
+            </w:r>
+          </w:p>
+        </w:tc>
+      </w:tr>
+    </w:tbl>
     <w:p>
       <w:pPr>
-        <w:pStyle w:val="Heading1"/>
-        <w:spacing w:after="140" w:line="324" w:lineRule="auto" w:before="160"/>
-        <w:keepNext/>
-        <w:snapToGrid w:val="0"/>
-      </w:pPr>
-      <w:r>
-        <w:rPr>
-          <w:rFonts w:ascii="Times New Roman" w:hAnsi="Times New Roman" w:eastAsia="黑体"/>
-          <w:b/>
-          <w:color w:val="000000"/>
-          <w:sz w:val="32"/>
-        </w:rPr>
-        <w:t>5 相对排期</w:t>
-      </w:r>
-    </w:p>
-    <w:p>
-      <w:pPr>
-        <w:spacing w:after="120" w:line="324" w:lineRule="auto"/>
+        <w:spacing w:after="0" w:line="324" w:lineRule="auto"/>
         <w:snapToGrid w:val="0"/>
       </w:pPr>
       <w:r>
         <w:rPr>
           <w:rFonts w:ascii="Times New Roman" w:hAnsi="Times New Roman" w:eastAsia="宋体"/>
           <w:color w:val="000000"/>
-          <w:sz w:val="21"/>
+          <w:sz w:val="4"/>
         </w:rPr>
-        <w:t>截止日期未提供，不虚构日历。建议团队验收按 T1 环境与自动回归、T2 MySQL 与页面、T3 性能及缺陷修复、T4 部署与答辩顺序安排；任何失败按影响回退相关阶段。测试日志已记录开发过程实际结果，团队可以在此基础上补充人工验证。</w:t>
       </w:r>
     </w:p>
     <w:sectPr>
